--- a/projects/리메이크 러프 기획안 11종_v6.docx
+++ b/projects/리메이크 러프 기획안 11종_v6.docx
@@ -2320,7 +2320,7 @@
           <w:b w:val="0"/>
           <w:sz w:val="21"/>
         </w:rPr>
-        <w:t>브리트니는 체이스가 크리스마스라고 불쌍한 여자 하나 거둬 준 것뿐이라며 비웃는다. 몰리가 받아친다. 「버린 거 주워 쓰는 건 네 특기잖아. 내가 버린 타일러처럼.」 램스 선수들이 환호하자 타일러가 맥주잔을 들고 끼어들어, 둘이 진짜 잤다면 체이스가 불쌍하다고, 몰리는 침대에서 불가사리처럼 팔다리 뻗고 누워만 있고 손가락 하나 까딱 안 한다고 파티장이 다 들리게 떠벌린다. 몰리가 쥔 컵이 찌그러지는 순간, 체이스가 먼저 입을 연다. 「난 전혀 모르겠던데. 어젯밤 직접 해 본 사람으로서 말하는데, 문제는 너 아냐? 타일러, 너 거기 제대로 서긴 해?」 타일러가 체이스의 멱살을 잡자, 체이스는 그 손을 털어 내고 몰리를 어깨에 들쳐 멘 채 2층 방으로 올라간다.</w:t>
+        <w:t>브리트니는 체이스가 크리스마스라고 불쌍한 여자 하나 거둬 준 것뿐이라며 비웃는다. 몰리가 받아친다. 「버린 거 주워 쓰는 건 네 특기잖아. 내가 버린 타일러처럼.」 램스 선수들이 환호하자 타일러가 맥주잔을 들고 끼어들어, 둘이 진짜 잤다면 체이스가 불쌍하다고, 몰리랑 자면 시체랑 하는 것 같다고, 누워만 있고 손가락 하나 까딱 안 한다고 파티장이 다 들리게 떠벌린다. 몰리가 쥔 컵이 찌그러지는 순간, 체이스가 먼저 입을 연다. 「난 전혀 모르겠던데. 어젯밤 직접 해 본 사람으로서 말하는데, 문제는 너 아냐? 타일러, 너 거기 제대로 서긴 해?」 타일러가 체이스의 멱살을 잡자, 체이스는 그 손을 털어 내고 몰리를 어깨에 들쳐 멘 채 2층 방으로 올라간다.</w:t>
       </w:r>
     </w:p>
     <w:p>

--- a/projects/리메이크 러프 기획안 11종_v6.docx
+++ b/projects/리메이크 러프 기획안 11종_v6.docx
@@ -2320,7 +2320,7 @@
           <w:b w:val="0"/>
           <w:sz w:val="21"/>
         </w:rPr>
-        <w:t>브리트니는 체이스가 크리스마스라고 불쌍한 여자 하나 거둬 준 것뿐이라며 비웃는다. 몰리가 받아친다. 「버린 거 주워 쓰는 건 네 특기잖아. 내가 버린 타일러처럼.」 램스 선수들이 환호하자 타일러가 맥주잔을 들고 끼어들어, 둘이 진짜 잤다면 체이스가 불쌍하다고, 몰리랑 자면 시체랑 하는 것 같다고, 누워만 있고 손가락 하나 까딱 안 한다고 파티장이 다 들리게 떠벌린다. 몰리가 쥔 컵이 찌그러지는 순간, 체이스가 먼저 입을 연다. 「난 전혀 모르겠던데. 어젯밤 직접 해 본 사람으로서 말하는데, 문제는 너 아냐? 타일러, 너 거기 제대로 서긴 해?」 타일러가 체이스의 멱살을 잡자, 체이스는 그 손을 털어 내고 몰리를 어깨에 들쳐 멘 채 2층 방으로 올라간다.</w:t>
+        <w:t>브리트니는 체이스가 크리스마스라고 불쌍한 여자 하나 거둬 준 것뿐이라며 비웃는다. 몰리가 받아친다. 「버린 거 주워 쓰는 건 네 특기잖아. 내가 버린 타일러처럼.」 램스 선수들이 환호하자 타일러가 맥주잔을 들고 끼어들어, 둘이 진짜 잤다면 체이스가 불쌍하다고, 몰리는 누워만 있고 손가락 하나 까딱 안 해서 자는 내내 혼자 하는 것 같았다고 파티장이 다 들리게 떠벌린다. 몰리가 쥔 컵이 찌그러지는 순간, 체이스가 먼저 입을 연다. 「난 전혀 모르겠던데. 어젯밤 직접 해 본 사람으로서 말하는데, 문제는 너 아냐? 타일러, 너 거기 제대로 서긴 해?」 타일러가 체이스의 멱살을 잡자, 체이스는 그 손을 털어 내고 몰리를 어깨에 들쳐 멘 채 2층 방으로 올라간다.</w:t>
       </w:r>
     </w:p>
     <w:p>

--- a/projects/리메이크 러프 기획안 11종_v6.docx
+++ b/projects/리메이크 러프 기획안 11종_v6.docx
@@ -2320,7 +2320,7 @@
           <w:b w:val="0"/>
           <w:sz w:val="21"/>
         </w:rPr>
-        <w:t>브리트니는 체이스가 크리스마스라고 불쌍한 여자 하나 거둬 준 것뿐이라며 비웃는다. 몰리가 받아친다. 「버린 거 주워 쓰는 건 네 특기잖아. 내가 버린 타일러처럼.」 램스 선수들이 환호하자 타일러가 맥주잔을 들고 끼어들어, 둘이 진짜 잤다면 체이스가 불쌍하다고, 몰리는 누워만 있고 손가락 하나 까딱 안 해서 자는 내내 혼자 하는 것 같았다고 파티장이 다 들리게 떠벌린다. 몰리가 쥔 컵이 찌그러지는 순간, 체이스가 먼저 입을 연다. 「난 전혀 모르겠던데. 어젯밤 직접 해 본 사람으로서 말하는데, 문제는 너 아냐? 타일러, 너 거기 제대로 서긴 해?」 타일러가 체이스의 멱살을 잡자, 체이스는 그 손을 털어 내고 몰리를 어깨에 들쳐 멘 채 2층 방으로 올라간다.</w:t>
+        <w:t>브리트니는 체이스가 크리스마스라고 불쌍한 여자 하나 거둬 준 것뿐이라며 비웃는다. 몰리가 받아친다. 「버린 거 주워 쓰는 건 네 특기잖아. 내가 버린 타일러처럼.」 램스 선수들이 환호하자 타일러가 맥주잔을 들고 끼어들어, 둘이 진짜 잤다면 체이스가 불쌍하다고, 몰리랑 자다가 지루해서 하품이 나왔다고, 누워만 있고 손가락 하나 까딱 안 한다고 파티장이 다 들리게 떠벌린다. 몰리가 쥔 컵이 찌그러지는 순간, 체이스가 먼저 입을 연다. 「난 전혀 모르겠던데. 어젯밤 직접 해 본 사람으로서 말하는데, 문제는 너 아냐? 타일러, 너 거기 제대로 서긴 해?」 타일러가 체이스의 멱살을 잡자, 체이스는 그 손을 털어 내고 몰리를 어깨에 들쳐 멘 채 2층 방으로 올라간다.</w:t>
       </w:r>
     </w:p>
     <w:p>

--- a/projects/리메이크 러프 기획안 11종_v6.docx
+++ b/projects/리메이크 러프 기획안 11종_v6.docx
@@ -2320,7 +2320,7 @@
           <w:b w:val="0"/>
           <w:sz w:val="21"/>
         </w:rPr>
-        <w:t>브리트니는 체이스가 크리스마스라고 불쌍한 여자 하나 거둬 준 것뿐이라며 비웃는다. 몰리가 받아친다. 「버린 거 주워 쓰는 건 네 특기잖아. 내가 버린 타일러처럼.」 램스 선수들이 환호하자 타일러가 맥주잔을 들고 끼어들어, 둘이 진짜 잤다면 체이스가 불쌍하다고, 몰리랑 자다가 지루해서 하품이 나왔다고, 누워만 있고 손가락 하나 까딱 안 한다고 파티장이 다 들리게 떠벌린다. 몰리가 쥔 컵이 찌그러지는 순간, 체이스가 먼저 입을 연다. 「난 전혀 모르겠던데. 어젯밤 직접 해 본 사람으로서 말하는데, 문제는 너 아냐? 타일러, 너 거기 제대로 서긴 해?」 타일러가 체이스의 멱살을 잡자, 체이스는 그 손을 털어 내고 몰리를 어깨에 들쳐 멘 채 2층 방으로 올라간다.</w:t>
+        <w:t>브리트니는 체이스가 크리스마스라고 불쌍한 여자 하나 거둬 준 것뿐이라며 비웃는다. 몰리가 받아친다. 「버린 거 주워 쓰는 건 네 특기잖아. 내가 버린 타일러처럼.」 램스 선수들이 환호하자 타일러가 맥주잔을 들고 끼어들어, 둘이 진짜 잤다면 체이스가 불쌍하다고, 몰리는 그냥 누워만 있어서 하다가 잠들 뻔했다고 파티장이 다 들리게 떠벌린다. 몰리가 쥔 컵이 찌그러지는 순간, 체이스가 먼저 입을 연다. 「난 전혀 모르겠던데. 어젯밤 직접 해 본 사람으로서 말하는데, 문제는 너 아냐? 타일러, 너 거기 제대로 서긴 해?」 타일러가 체이스의 멱살을 잡자, 체이스는 그 손을 털어 내고 몰리를 어깨에 들쳐 멘 채 2층 방으로 올라간다.</w:t>
       </w:r>
     </w:p>
     <w:p>

--- a/projects/리메이크 러프 기획안 11종_v6.docx
+++ b/projects/리메이크 러프 기획안 11종_v6.docx
@@ -2320,7 +2320,7 @@
           <w:b w:val="0"/>
           <w:sz w:val="21"/>
         </w:rPr>
-        <w:t>브리트니는 체이스가 크리스마스라고 불쌍한 여자 하나 거둬 준 것뿐이라며 비웃는다. 몰리가 받아친다. 「버린 거 주워 쓰는 건 네 특기잖아. 내가 버린 타일러처럼.」 램스 선수들이 환호하자 타일러가 맥주잔을 들고 끼어들어, 둘이 진짜 잤다면 체이스가 불쌍하다고, 몰리는 그냥 누워만 있어서 하다가 잠들 뻔했다고 파티장이 다 들리게 떠벌린다. 몰리가 쥔 컵이 찌그러지는 순간, 체이스가 먼저 입을 연다. 「난 전혀 모르겠던데. 어젯밤 직접 해 본 사람으로서 말하는데, 문제는 너 아냐? 타일러, 너 거기 제대로 서긴 해?」 타일러가 체이스의 멱살을 잡자, 체이스는 그 손을 털어 내고 몰리를 어깨에 들쳐 멘 채 2층 방으로 올라간다.</w:t>
+        <w:t>브리트니는 체이스가 크리스마스라고 불쌍한 여자 하나 거둬 준 것뿐이라며 비웃는다. 몰리가 받아친다. 「버린 거 주워 쓰는 건 네 특기잖아. 내가 버린 타일러처럼.」 램스 선수들이 환호하자 타일러가 맥주잔을 들고 끼어들어, 둘이 진짜 잤다면 체이스가 불쌍하다고, 몰리는 침대에서 죽은 생선처럼 누워만 있다고 파티장이 다 들리게 떠벌린다. 몰리가 쥔 컵이 찌그러지는 순간, 체이스가 먼저 입을 연다. 「난 전혀 모르겠던데. 어젯밤 직접 해 본 사람으로서 말하는데, 문제는 너 아냐? 타일러, 너 거기 제대로 서긴 해?」 타일러가 체이스의 멱살을 잡자, 체이스는 그 손을 털어 내고 몰리를 어깨에 들쳐 멘 채 2층 방으로 올라간다.</w:t>
       </w:r>
     </w:p>
     <w:p>
